--- a/doc/resume/resume.docx
+++ b/doc/resume/resume.docx
@@ -6,9 +6,9 @@
       <w:pPr>
         <w:pStyle w:val="Heading1"/>
       </w:pPr>
-      <w:bookmarkStart w:id="20" w:name="nick-mazurkin-resume"/>
-      <w:r>
-        <w:t xml:space="preserve">Nick Mazurkin (resume)</w:t>
+      <w:bookmarkStart w:id="20" w:name="nick-mazurkin"/>
+      <w:r>
+        <w:t xml:space="preserve">Nick Mazurkin</w:t>
       </w:r>
       <w:bookmarkEnd w:id="20"/>
     </w:p>
@@ -146,6 +146,21 @@
         <w:rPr>
           <w:b/>
         </w:rPr>
+        <w:t xml:space="preserve">AI</w:t>
+      </w:r>
+      <w:r>
+        <w:t xml:space="preserve"> </w:t>
+      </w:r>
+      <w:r>
+        <w:t xml:space="preserve">·</w:t>
+      </w:r>
+      <w:r>
+        <w:t xml:space="preserve"> </w:t>
+      </w:r>
+      <w:r>
+        <w:rPr>
+          <w:b/>
+        </w:rPr>
         <w:t xml:space="preserve">Cloud</w:t>
       </w:r>
     </w:p>
@@ -153,42 +168,6 @@
       <w:pPr>
         <w:pStyle w:val="BodyText"/>
       </w:pPr>
-      <w:r>
-        <w:t xml:space="preserve">Software development professional with years of experience crafting</w:t>
-      </w:r>
-      <w:r>
-        <w:t xml:space="preserve"> </w:t>
-      </w:r>
-      <w:r>
-        <w:t xml:space="preserve">web applications and backend services using Java and Python. I am skilled in search and machine</w:t>
-      </w:r>
-      <w:r>
-        <w:t xml:space="preserve"> </w:t>
-      </w:r>
-      <w:r>
-        <w:t xml:space="preserve">learning technologies, web technologies, application architecture, database design,</w:t>
-      </w:r>
-      <w:r>
-        <w:t xml:space="preserve"> </w:t>
-      </w:r>
-      <w:r>
-        <w:t xml:space="preserve">and Linux system administration.</w:t>
-      </w:r>
-    </w:p>
-    <w:p>
-      <w:pPr>
-        <w:numPr>
-          <w:ilvl w:val="0"/>
-          <w:numId w:val="1001"/>
-        </w:numPr>
-        <w:pStyle w:val="Compact"/>
-      </w:pPr>
-      <w:r>
-        <w:t xml:space="preserve">email:</w:t>
-      </w:r>
-      <w:r>
-        <w:t xml:space="preserve"> </w:t>
-      </w:r>
       <w:hyperlink r:id="rId22">
         <w:r>
           <w:rPr>
@@ -197,17 +176,11 @@
           <w:t xml:space="preserve">career@mazurk.in</w:t>
         </w:r>
       </w:hyperlink>
-    </w:p>
-    <w:p>
-      <w:pPr>
-        <w:numPr>
-          <w:ilvl w:val="0"/>
-          <w:numId w:val="1001"/>
-        </w:numPr>
-        <w:pStyle w:val="Compact"/>
-      </w:pPr>
-      <w:r>
-        <w:t xml:space="preserve">page:</w:t>
+      <w:r>
+        <w:t xml:space="preserve"> </w:t>
+      </w:r>
+      <w:r>
+        <w:t xml:space="preserve">·</w:t>
       </w:r>
       <w:r>
         <w:t xml:space="preserve"> </w:t>
@@ -220,17 +193,11 @@
           <w:t xml:space="preserve">https://mazurk.in</w:t>
         </w:r>
       </w:hyperlink>
-    </w:p>
-    <w:p>
-      <w:pPr>
-        <w:numPr>
-          <w:ilvl w:val="0"/>
-          <w:numId w:val="1001"/>
-        </w:numPr>
-        <w:pStyle w:val="Compact"/>
-      </w:pPr>
-      <w:r>
-        <w:t xml:space="preserve">web:</w:t>
+      <w:r>
+        <w:t xml:space="preserve"> </w:t>
+      </w:r>
+      <w:r>
+        <w:t xml:space="preserve">·</w:t>
       </w:r>
       <w:r>
         <w:t xml:space="preserve"> </w:t>
@@ -244,7 +211,10 @@
         </w:r>
       </w:hyperlink>
       <w:r>
-        <w:t xml:space="preserve">,</w:t>
+        <w:t xml:space="preserve"> </w:t>
+      </w:r>
+      <w:r>
+        <w:t xml:space="preserve">·</w:t>
       </w:r>
       <w:r>
         <w:t xml:space="preserve"> </w:t>
@@ -260,6 +230,32 @@
     </w:p>
     <w:p>
       <w:pPr>
+        <w:pStyle w:val="BodyText"/>
+      </w:pPr>
+      <w:r>
+        <w:t xml:space="preserve">Software development professional with years of experience crafting</w:t>
+      </w:r>
+      <w:r>
+        <w:t xml:space="preserve"> </w:t>
+      </w:r>
+      <w:r>
+        <w:t xml:space="preserve">web applications and backend services using Java and Python. I am skilled in search and machine</w:t>
+      </w:r>
+      <w:r>
+        <w:t xml:space="preserve"> </w:t>
+      </w:r>
+      <w:r>
+        <w:t xml:space="preserve">learning technologies, web technologies, application architecture, database design,</w:t>
+      </w:r>
+      <w:r>
+        <w:t xml:space="preserve"> </w:t>
+      </w:r>
+      <w:r>
+        <w:t xml:space="preserve">and Linux system administration.</w:t>
+      </w:r>
+    </w:p>
+    <w:p>
+      <w:pPr>
         <w:pStyle w:val="Heading2"/>
       </w:pPr>
       <w:bookmarkStart w:id="26" w:name="pulsepoint-new-york-usa"/>
@@ -331,7 +327,7 @@
         <w:t xml:space="preserve"> </w:t>
       </w:r>
       <w:r>
-        <w:t xml:space="preserve">Multi-threading</w:t>
+        <w:t xml:space="preserve">Multi-Threading · Concurrency</w:t>
       </w:r>
     </w:p>
     <w:p>
@@ -362,61 +358,61 @@
       <w:pPr>
         <w:numPr>
           <w:ilvl w:val="0"/>
+          <w:numId w:val="1001"/>
+        </w:numPr>
+        <w:pStyle w:val="Compact"/>
+      </w:pPr>
+      <w:r>
+        <w:t xml:space="preserve">as a team-leader has successfully delivered 3 new internal services and 5 new ML models</w:t>
+      </w:r>
+    </w:p>
+    <w:p>
+      <w:pPr>
+        <w:numPr>
+          <w:ilvl w:val="0"/>
+          <w:numId w:val="1001"/>
+        </w:numPr>
+        <w:pStyle w:val="Compact"/>
+      </w:pPr>
+      <w:r>
+        <w:t xml:space="preserve">successfully finished 20 quarterly plans both in research and development</w:t>
+      </w:r>
+    </w:p>
+    <w:p>
+      <w:pPr>
+        <w:numPr>
+          <w:ilvl w:val="0"/>
+          <w:numId w:val="1001"/>
+        </w:numPr>
+        <w:pStyle w:val="Compact"/>
+      </w:pPr>
+      <w:r>
+        <w:t xml:space="preserve">conducted migration of the internal DSE infrastructure into the new data-center</w:t>
+      </w:r>
+    </w:p>
+    <w:p>
+      <w:pPr>
+        <w:pStyle w:val="Heading3"/>
+      </w:pPr>
+      <w:bookmarkStart w:id="29" w:name="Xea9cd5a38b2f2b65127668956f00f54a8d94ab4"/>
+      <w:r>
+        <w:t xml:space="preserve">Senior Software Java, Python, ML Engineer (2017 - now)</w:t>
+      </w:r>
+      <w:bookmarkEnd w:id="29"/>
+    </w:p>
+    <w:p>
+      <w:pPr>
+        <w:pStyle w:val="FirstParagraph"/>
+      </w:pPr>
+      <w:r>
+        <w:t xml:space="preserve">A skilled and experienced Java and Python individual contributor with knowledge of ML, Linux and Web technologies</w:t>
+      </w:r>
+    </w:p>
+    <w:p>
+      <w:pPr>
+        <w:numPr>
+          <w:ilvl w:val="0"/>
           <w:numId w:val="1002"/>
-        </w:numPr>
-        <w:pStyle w:val="Compact"/>
-      </w:pPr>
-      <w:r>
-        <w:t xml:space="preserve">as a team-leader has successfully delivered 3 new internal services and 5 new ML models</w:t>
-      </w:r>
-    </w:p>
-    <w:p>
-      <w:pPr>
-        <w:numPr>
-          <w:ilvl w:val="0"/>
-          <w:numId w:val="1002"/>
-        </w:numPr>
-        <w:pStyle w:val="Compact"/>
-      </w:pPr>
-      <w:r>
-        <w:t xml:space="preserve">successfully finished 20 quarterly plans both in research and development</w:t>
-      </w:r>
-    </w:p>
-    <w:p>
-      <w:pPr>
-        <w:numPr>
-          <w:ilvl w:val="0"/>
-          <w:numId w:val="1002"/>
-        </w:numPr>
-        <w:pStyle w:val="Compact"/>
-      </w:pPr>
-      <w:r>
-        <w:t xml:space="preserve">conducted migration of the internal DSE infrastructure into the new data-center</w:t>
-      </w:r>
-    </w:p>
-    <w:p>
-      <w:pPr>
-        <w:pStyle w:val="Heading3"/>
-      </w:pPr>
-      <w:bookmarkStart w:id="29" w:name="Xea9cd5a38b2f2b65127668956f00f54a8d94ab4"/>
-      <w:r>
-        <w:t xml:space="preserve">Senior Software Java, Python, ML Engineer (2017 - now)</w:t>
-      </w:r>
-      <w:bookmarkEnd w:id="29"/>
-    </w:p>
-    <w:p>
-      <w:pPr>
-        <w:pStyle w:val="FirstParagraph"/>
-      </w:pPr>
-      <w:r>
-        <w:t xml:space="preserve">A skilled and experienced Java and Python individual contributor with knowledge of ML, Linux and Web technologies</w:t>
-      </w:r>
-    </w:p>
-    <w:p>
-      <w:pPr>
-        <w:numPr>
-          <w:ilvl w:val="0"/>
-          <w:numId w:val="1003"/>
         </w:numPr>
         <w:pStyle w:val="Compact"/>
       </w:pPr>
@@ -458,7 +454,7 @@
       <w:pPr>
         <w:numPr>
           <w:ilvl w:val="0"/>
-          <w:numId w:val="1003"/>
+          <w:numId w:val="1002"/>
         </w:numPr>
         <w:pStyle w:val="Compact"/>
       </w:pPr>
@@ -476,7 +472,7 @@
       <w:pPr>
         <w:numPr>
           <w:ilvl w:val="0"/>
-          <w:numId w:val="1003"/>
+          <w:numId w:val="1002"/>
         </w:numPr>
         <w:pStyle w:val="Compact"/>
       </w:pPr>
@@ -494,7 +490,7 @@
       <w:pPr>
         <w:numPr>
           <w:ilvl w:val="0"/>
-          <w:numId w:val="1003"/>
+          <w:numId w:val="1002"/>
         </w:numPr>
         <w:pStyle w:val="Compact"/>
       </w:pPr>
@@ -506,7 +502,7 @@
       <w:pPr>
         <w:numPr>
           <w:ilvl w:val="0"/>
-          <w:numId w:val="1003"/>
+          <w:numId w:val="1002"/>
         </w:numPr>
         <w:pStyle w:val="Compact"/>
       </w:pPr>
@@ -518,7 +514,7 @@
       <w:pPr>
         <w:numPr>
           <w:ilvl w:val="0"/>
-          <w:numId w:val="1003"/>
+          <w:numId w:val="1002"/>
         </w:numPr>
         <w:pStyle w:val="Compact"/>
       </w:pPr>
@@ -536,7 +532,7 @@
       <w:pPr>
         <w:numPr>
           <w:ilvl w:val="0"/>
-          <w:numId w:val="1003"/>
+          <w:numId w:val="1002"/>
         </w:numPr>
         <w:pStyle w:val="Compact"/>
       </w:pPr>
@@ -560,7 +556,7 @@
       <w:pPr>
         <w:numPr>
           <w:ilvl w:val="0"/>
-          <w:numId w:val="1003"/>
+          <w:numId w:val="1002"/>
         </w:numPr>
         <w:pStyle w:val="Compact"/>
       </w:pPr>
@@ -578,7 +574,7 @@
       <w:pPr>
         <w:numPr>
           <w:ilvl w:val="0"/>
-          <w:numId w:val="1003"/>
+          <w:numId w:val="1002"/>
         </w:numPr>
         <w:pStyle w:val="Compact"/>
       </w:pPr>
@@ -590,7 +586,7 @@
       <w:pPr>
         <w:numPr>
           <w:ilvl w:val="0"/>
-          <w:numId w:val="1003"/>
+          <w:numId w:val="1002"/>
         </w:numPr>
         <w:pStyle w:val="Compact"/>
       </w:pPr>
@@ -602,7 +598,7 @@
       <w:pPr>
         <w:numPr>
           <w:ilvl w:val="0"/>
-          <w:numId w:val="1003"/>
+          <w:numId w:val="1002"/>
         </w:numPr>
         <w:pStyle w:val="Compact"/>
       </w:pPr>
@@ -614,7 +610,7 @@
       <w:pPr>
         <w:numPr>
           <w:ilvl w:val="0"/>
-          <w:numId w:val="1003"/>
+          <w:numId w:val="1002"/>
         </w:numPr>
         <w:pStyle w:val="Compact"/>
       </w:pPr>
@@ -632,7 +628,7 @@
       <w:pPr>
         <w:numPr>
           <w:ilvl w:val="0"/>
-          <w:numId w:val="1003"/>
+          <w:numId w:val="1002"/>
         </w:numPr>
         <w:pStyle w:val="Compact"/>
       </w:pPr>
@@ -644,7 +640,7 @@
       <w:pPr>
         <w:numPr>
           <w:ilvl w:val="0"/>
-          <w:numId w:val="1003"/>
+          <w:numId w:val="1002"/>
         </w:numPr>
         <w:pStyle w:val="Compact"/>
       </w:pPr>
@@ -656,7 +652,7 @@
       <w:pPr>
         <w:numPr>
           <w:ilvl w:val="0"/>
-          <w:numId w:val="1003"/>
+          <w:numId w:val="1002"/>
         </w:numPr>
         <w:pStyle w:val="Compact"/>
       </w:pPr>
@@ -668,7 +664,7 @@
       <w:pPr>
         <w:numPr>
           <w:ilvl w:val="0"/>
-          <w:numId w:val="1003"/>
+          <w:numId w:val="1002"/>
         </w:numPr>
         <w:pStyle w:val="Compact"/>
       </w:pPr>
@@ -686,7 +682,7 @@
       <w:pPr>
         <w:numPr>
           <w:ilvl w:val="0"/>
-          <w:numId w:val="1003"/>
+          <w:numId w:val="1002"/>
         </w:numPr>
         <w:pStyle w:val="Compact"/>
       </w:pPr>
@@ -698,7 +694,7 @@
       <w:pPr>
         <w:numPr>
           <w:ilvl w:val="0"/>
-          <w:numId w:val="1003"/>
+          <w:numId w:val="1002"/>
         </w:numPr>
         <w:pStyle w:val="Compact"/>
       </w:pPr>
@@ -760,7 +756,7 @@
       <w:pPr>
         <w:numPr>
           <w:ilvl w:val="0"/>
-          <w:numId w:val="1004"/>
+          <w:numId w:val="1003"/>
         </w:numPr>
         <w:pStyle w:val="Compact"/>
       </w:pPr>
@@ -778,7 +774,7 @@
       <w:pPr>
         <w:numPr>
           <w:ilvl w:val="0"/>
-          <w:numId w:val="1004"/>
+          <w:numId w:val="1003"/>
         </w:numPr>
         <w:pStyle w:val="Compact"/>
       </w:pPr>
@@ -796,7 +792,7 @@
       <w:pPr>
         <w:numPr>
           <w:ilvl w:val="0"/>
-          <w:numId w:val="1004"/>
+          <w:numId w:val="1003"/>
         </w:numPr>
         <w:pStyle w:val="Compact"/>
       </w:pPr>
@@ -814,7 +810,7 @@
       <w:pPr>
         <w:numPr>
           <w:ilvl w:val="0"/>
-          <w:numId w:val="1004"/>
+          <w:numId w:val="1003"/>
         </w:numPr>
         <w:pStyle w:val="Compact"/>
       </w:pPr>
@@ -832,7 +828,7 @@
       <w:pPr>
         <w:numPr>
           <w:ilvl w:val="0"/>
-          <w:numId w:val="1004"/>
+          <w:numId w:val="1003"/>
         </w:numPr>
         <w:pStyle w:val="Compact"/>
       </w:pPr>
@@ -1126,9 +1122,6 @@
     <w:abstractNumId w:val="991"/>
   </w:num>
   <w:num w:numId="1003">
-    <w:abstractNumId w:val="991"/>
-  </w:num>
-  <w:num w:numId="1004">
     <w:abstractNumId w:val="991"/>
   </w:num>
 </w:numbering>

--- a/doc/resume/resume.docx
+++ b/doc/resume/resume.docx
@@ -862,7 +862,7 @@
       <w:r>
         <w:t xml:space="preserve"> </w:t>
       </w:r>
-      <w:hyperlink r:id="rId34">
+      <w:hyperlink r:id="rId23">
         <w:r>
           <w:rPr>
             <w:rStyle w:val="Hyperlink"/>

--- a/doc/resume/resume.docx
+++ b/doc/resume/resume.docx
@@ -790,6 +790,18 @@
       </w:pPr>
       <w:r>
         <w:t xml:space="preserve">Implemented and delivered the cleanroom prescription visualizer (Python, Streamlit, Plotly, Google Big Query, Google Big Storage)</w:t>
+      </w:r>
+    </w:p>
+    <w:p>
+      <w:pPr>
+        <w:numPr>
+          <w:ilvl w:val="0"/>
+          <w:numId w:val="1002"/>
+        </w:numPr>
+        <w:pStyle w:val="Compact"/>
+      </w:pPr>
+      <w:r>
+        <w:t xml:space="preserve">Implemented and delivered the NPI embedding model for the doctors (Python, Docker, PyTorch, Contrastive Learning, Google Big Query, Google Big Storage)</w:t>
       </w:r>
     </w:p>
     <w:p>

--- a/doc/resume/resume.docx
+++ b/doc/resume/resume.docx
@@ -89,6 +89,20 @@
           <w:rPr>
             <w:rStyle w:val="InternetLink"/>
           </w:rPr>
+          <w:t xml:space="preserve">HF</w:t>
+        </w:r>
+      </w:hyperlink>
+      <w:r>
+        <w:t xml:space="preserve">,</w:t>
+      </w:r>
+      <w:r>
+        <w:t xml:space="preserve"> </w:t>
+      </w:r>
+      <w:hyperlink r:id="rId26">
+        <w:r>
+          <w:rPr>
+            <w:rStyle w:val="InternetLink"/>
+          </w:rPr>
           <w:t xml:space="preserve">Resume</w:t>
         </w:r>
       </w:hyperlink>
@@ -216,17 +230,17 @@
       <w:pPr>
         <w:pStyle w:val="Heading2"/>
       </w:pPr>
-      <w:bookmarkStart w:id="26" w:name="pulsepoint-new-york-usa"/>
+      <w:bookmarkStart w:id="27" w:name="pulsepoint-new-york-usa"/>
       <w:r>
         <w:t xml:space="preserve">PulsePoint, New York, USA</w:t>
       </w:r>
-      <w:bookmarkEnd w:id="26"/>
+      <w:bookmarkEnd w:id="27"/>
     </w:p>
     <w:p>
       <w:pPr>
         <w:pStyle w:val="FirstParagraph"/>
       </w:pPr>
-      <w:hyperlink r:id="rId27">
+      <w:hyperlink r:id="rId28">
         <w:r>
           <w:rPr>
             <w:rStyle w:val="InternetLink"/>
@@ -242,21 +256,21 @@
       <w:pPr>
         <w:pStyle w:val="Heading3"/>
       </w:pPr>
-      <w:bookmarkStart w:id="28" w:name="X4d7cb5905859da6cd96dd10b62094dc336be923"/>
+      <w:bookmarkStart w:id="29" w:name="X4d7cb5905859da6cd96dd10b62094dc336be923"/>
       <w:r>
         <w:t xml:space="preserve">VP, Data Science, ML and Engineering team (Mar 2025 — PRESENT)</w:t>
       </w:r>
-      <w:bookmarkEnd w:id="28"/>
+      <w:bookmarkEnd w:id="29"/>
     </w:p>
     <w:p>
       <w:pPr>
         <w:pStyle w:val="Heading3"/>
       </w:pPr>
-      <w:bookmarkStart w:id="29" w:name="X5951970a275b974d90363124815fc6a81dfc9bb"/>
+      <w:bookmarkStart w:id="30" w:name="X5951970a275b974d90363124815fc6a81dfc9bb"/>
       <w:r>
         <w:t xml:space="preserve">Director, Data Science, ML and Engineering team (Apr 2020 — Mar 2025)</w:t>
       </w:r>
-      <w:bookmarkEnd w:id="29"/>
+      <w:bookmarkEnd w:id="30"/>
     </w:p>
     <w:p>
       <w:pPr>
@@ -354,21 +368,21 @@
       <w:pPr>
         <w:pStyle w:val="Heading3"/>
       </w:pPr>
-      <w:bookmarkStart w:id="30" w:name="X6299df84ccd0f36a7e6cb07ef1671e07c98b1b9"/>
+      <w:bookmarkStart w:id="31" w:name="X6299df84ccd0f36a7e6cb07ef1671e07c98b1b9"/>
       <w:r>
         <w:t xml:space="preserve">Senior Software Engineer with Expertise in Java, Python, and ML (employee, Jan 2019 — PRESENT)</w:t>
       </w:r>
-      <w:bookmarkEnd w:id="30"/>
+      <w:bookmarkEnd w:id="31"/>
     </w:p>
     <w:p>
       <w:pPr>
         <w:pStyle w:val="Heading3"/>
       </w:pPr>
-      <w:bookmarkStart w:id="31" w:name="X59a66773aff57fe7d4b5b7fedf0b7865d4ac33b"/>
+      <w:bookmarkStart w:id="32" w:name="X59a66773aff57fe7d4b5b7fedf0b7865d4ac33b"/>
       <w:r>
         <w:t xml:space="preserve">Senior Software Engineer with Expertise in Java, Python, and ML (remote contractor, Feb 2017 - Jan 2019)</w:t>
       </w:r>
-      <w:bookmarkEnd w:id="31"/>
+      <w:bookmarkEnd w:id="32"/>
     </w:p>
     <w:p>
       <w:pPr>
@@ -806,19 +820,31 @@
     </w:p>
     <w:p>
       <w:pPr>
+        <w:numPr>
+          <w:ilvl w:val="0"/>
+          <w:numId w:val="1002"/>
+        </w:numPr>
+        <w:pStyle w:val="Compact"/>
+      </w:pPr>
+      <w:r>
+        <w:t xml:space="preserve">Implemented and delivered the domain embedding model (Python, Docker, PyTorch, HDBSCAN, Google Big Query, Google Big Storage)</w:t>
+      </w:r>
+    </w:p>
+    <w:p>
+      <w:pPr>
         <w:pStyle w:val="Heading2"/>
       </w:pPr>
-      <w:bookmarkStart w:id="32" w:name="deutsche-bank"/>
+      <w:bookmarkStart w:id="33" w:name="deutsche-bank"/>
       <w:r>
         <w:t xml:space="preserve">Deutsche Bank</w:t>
       </w:r>
-      <w:bookmarkEnd w:id="32"/>
+      <w:bookmarkEnd w:id="33"/>
     </w:p>
     <w:p>
       <w:pPr>
         <w:pStyle w:val="FirstParagraph"/>
       </w:pPr>
-      <w:hyperlink r:id="rId33">
+      <w:hyperlink r:id="rId34">
         <w:r>
           <w:rPr>
             <w:rStyle w:val="InternetLink"/>
@@ -834,11 +860,11 @@
       <w:pPr>
         <w:pStyle w:val="Heading3"/>
       </w:pPr>
-      <w:bookmarkStart w:id="34" w:name="X889a642b95d32ce7311e25fa07de8cdfbc03b20"/>
+      <w:bookmarkStart w:id="35" w:name="X889a642b95d32ce7311e25fa07de8cdfbc03b20"/>
       <w:r>
         <w:t xml:space="preserve">Senior Software Java Engineer, AVP (Jun 2016 — Feb 2017)</w:t>
       </w:r>
-      <w:bookmarkEnd w:id="34"/>
+      <w:bookmarkEnd w:id="35"/>
     </w:p>
     <w:p>
       <w:pPr>
@@ -934,17 +960,17 @@
       <w:pPr>
         <w:pStyle w:val="Heading2"/>
       </w:pPr>
-      <w:bookmarkStart w:id="35" w:name="ok.ru"/>
+      <w:bookmarkStart w:id="36" w:name="ok.ru"/>
       <w:r>
         <w:t xml:space="preserve">OK.ru</w:t>
       </w:r>
-      <w:bookmarkEnd w:id="35"/>
+      <w:bookmarkEnd w:id="36"/>
     </w:p>
     <w:p>
       <w:pPr>
         <w:pStyle w:val="FirstParagraph"/>
       </w:pPr>
-      <w:hyperlink r:id="rId36">
+      <w:hyperlink r:id="rId37">
         <w:r>
           <w:rPr>
             <w:rStyle w:val="InternetLink"/>
@@ -960,11 +986,11 @@
       <w:pPr>
         <w:pStyle w:val="Heading3"/>
       </w:pPr>
-      <w:bookmarkStart w:id="37" w:name="Xa7b6bd34b0929eb8d3a0feb85fbc2bdef344085"/>
+      <w:bookmarkStart w:id="38" w:name="Xa7b6bd34b0929eb8d3a0feb85fbc2bdef344085"/>
       <w:r>
         <w:t xml:space="preserve">Senior Software Java Developer (Oct 2012 — May 2016)</w:t>
       </w:r>
-      <w:bookmarkEnd w:id="37"/>
+      <w:bookmarkEnd w:id="38"/>
     </w:p>
     <w:p>
       <w:pPr>
@@ -1060,21 +1086,21 @@
       <w:pPr>
         <w:pStyle w:val="Heading1"/>
       </w:pPr>
-      <w:bookmarkStart w:id="38" w:name="education"/>
+      <w:bookmarkStart w:id="39" w:name="education"/>
       <w:r>
         <w:t xml:space="preserve">Education</w:t>
       </w:r>
-      <w:bookmarkEnd w:id="38"/>
+      <w:bookmarkEnd w:id="39"/>
     </w:p>
     <w:p>
       <w:pPr>
         <w:pStyle w:val="Heading2"/>
       </w:pPr>
-      <w:bookmarkStart w:id="39" w:name="X804a14dbfe4ed62e151a2ab3978bf04ed6638fc"/>
+      <w:bookmarkStart w:id="40" w:name="X804a14dbfe4ed62e151a2ab3978bf04ed6638fc"/>
       <w:r>
         <w:t xml:space="preserve">Mari State Technical University (1994 — 1999)</w:t>
       </w:r>
-      <w:bookmarkEnd w:id="39"/>
+      <w:bookmarkEnd w:id="40"/>
     </w:p>
     <w:p>
       <w:pPr>
@@ -1140,21 +1166,21 @@
       <w:pPr>
         <w:pStyle w:val="Heading1"/>
       </w:pPr>
-      <w:bookmarkStart w:id="40" w:name="open-source-projects"/>
+      <w:bookmarkStart w:id="41" w:name="open-source-projects"/>
       <w:r>
         <w:t xml:space="preserve">Open Source projects</w:t>
       </w:r>
-      <w:bookmarkEnd w:id="40"/>
+      <w:bookmarkEnd w:id="41"/>
     </w:p>
     <w:p>
       <w:pPr>
         <w:pStyle w:val="Heading2"/>
       </w:pPr>
-      <w:bookmarkStart w:id="41" w:name="net-crusher-2016"/>
+      <w:bookmarkStart w:id="42" w:name="net-crusher-2016"/>
       <w:r>
         <w:t xml:space="preserve">net-crusher (2016)</w:t>
       </w:r>
-      <w:bookmarkEnd w:id="41"/>
+      <w:bookmarkEnd w:id="42"/>
     </w:p>
     <w:p>
       <w:pPr>
@@ -1166,7 +1192,7 @@
       <w:r>
         <w:t xml:space="preserve"> </w:t>
       </w:r>
-      <w:hyperlink r:id="rId42">
+      <w:hyperlink r:id="rId43">
         <w:r>
           <w:rPr>
             <w:rStyle w:val="InternetLink"/>
@@ -1180,7 +1206,7 @@
       <w:r>
         <w:t xml:space="preserve"> </w:t>
       </w:r>
-      <w:hyperlink r:id="rId43">
+      <w:hyperlink r:id="rId44">
         <w:r>
           <w:rPr>
             <w:rStyle w:val="InternetLink"/>
@@ -1194,7 +1220,7 @@
       <w:r>
         <w:t xml:space="preserve"> </w:t>
       </w:r>
-      <w:hyperlink r:id="rId44">
+      <w:hyperlink r:id="rId45">
         <w:r>
           <w:rPr>
             <w:rStyle w:val="InternetLink"/>
@@ -1207,11 +1233,11 @@
       <w:pPr>
         <w:pStyle w:val="Heading1"/>
       </w:pPr>
-      <w:bookmarkStart w:id="45" w:name="resume"/>
+      <w:bookmarkStart w:id="46" w:name="resume"/>
       <w:r>
         <w:t xml:space="preserve">Resume</w:t>
       </w:r>
-      <w:bookmarkEnd w:id="45"/>
+      <w:bookmarkEnd w:id="46"/>
     </w:p>
     <w:p>
       <w:pPr>
@@ -1223,7 +1249,7 @@
       <w:r>
         <w:t xml:space="preserve"> </w:t>
       </w:r>
-      <w:hyperlink r:id="rId25">
+      <w:hyperlink r:id="rId26">
         <w:r>
           <w:rPr>
             <w:rStyle w:val="InternetLink"/>

--- a/doc/resume/resume.docx
+++ b/doc/resume/resume.docx
@@ -828,6 +828,18 @@
       </w:pPr>
       <w:r>
         <w:t xml:space="preserve">Implemented and delivered the domain embedding model (Python, Docker, PyTorch, HDBSCAN, Google Big Query, Google Big Storage)</w:t>
+      </w:r>
+    </w:p>
+    <w:p>
+      <w:pPr>
+        <w:numPr>
+          <w:ilvl w:val="0"/>
+          <w:numId w:val="1002"/>
+        </w:numPr>
+        <w:pStyle w:val="Compact"/>
+      </w:pPr>
+      <w:r>
+        <w:t xml:space="preserve">Implemented and delivered the semantic encoder with medical/health specialization (Python, PyTorch, multi-GPU)</w:t>
       </w:r>
     </w:p>
     <w:p>

--- a/doc/resume/resume.docx
+++ b/doc/resume/resume.docx
@@ -839,24 +839,41 @@
         <w:pStyle w:val="Compact"/>
       </w:pPr>
       <w:r>
-        <w:t xml:space="preserve">Implemented and delivered the semantic encoder with medical/health specialization (Python, PyTorch, multi-GPU)</w:t>
+        <w:t xml:space="preserve">Implemented and delivered the</w:t>
+      </w:r>
+      <w:r>
+        <w:t xml:space="preserve"> </w:t>
+      </w:r>
+      <w:hyperlink r:id="rId33">
+        <w:r>
+          <w:rPr>
+            <w:rStyle w:val="InternetLink"/>
+          </w:rPr>
+          <w:t xml:space="preserve">semantic encoder</w:t>
+        </w:r>
+      </w:hyperlink>
+      <w:r>
+        <w:t xml:space="preserve"> </w:t>
+      </w:r>
+      <w:r>
+        <w:t xml:space="preserve">with medical/health specialization (Python, PyTorch, multi-GPU)</w:t>
       </w:r>
     </w:p>
     <w:p>
       <w:pPr>
         <w:pStyle w:val="Heading2"/>
       </w:pPr>
-      <w:bookmarkStart w:id="33" w:name="deutsche-bank"/>
+      <w:bookmarkStart w:id="34" w:name="deutsche-bank"/>
       <w:r>
         <w:t xml:space="preserve">Deutsche Bank</w:t>
       </w:r>
-      <w:bookmarkEnd w:id="33"/>
+      <w:bookmarkEnd w:id="34"/>
     </w:p>
     <w:p>
       <w:pPr>
         <w:pStyle w:val="FirstParagraph"/>
       </w:pPr>
-      <w:hyperlink r:id="rId34">
+      <w:hyperlink r:id="rId35">
         <w:r>
           <w:rPr>
             <w:rStyle w:val="InternetLink"/>
@@ -872,11 +889,11 @@
       <w:pPr>
         <w:pStyle w:val="Heading3"/>
       </w:pPr>
-      <w:bookmarkStart w:id="35" w:name="X889a642b95d32ce7311e25fa07de8cdfbc03b20"/>
+      <w:bookmarkStart w:id="36" w:name="X889a642b95d32ce7311e25fa07de8cdfbc03b20"/>
       <w:r>
         <w:t xml:space="preserve">Senior Software Java Engineer, AVP (Jun 2016 — Feb 2017)</w:t>
       </w:r>
-      <w:bookmarkEnd w:id="35"/>
+      <w:bookmarkEnd w:id="36"/>
     </w:p>
     <w:p>
       <w:pPr>
@@ -972,17 +989,17 @@
       <w:pPr>
         <w:pStyle w:val="Heading2"/>
       </w:pPr>
-      <w:bookmarkStart w:id="36" w:name="ok.ru"/>
+      <w:bookmarkStart w:id="37" w:name="ok.ru"/>
       <w:r>
         <w:t xml:space="preserve">OK.ru</w:t>
       </w:r>
-      <w:bookmarkEnd w:id="36"/>
+      <w:bookmarkEnd w:id="37"/>
     </w:p>
     <w:p>
       <w:pPr>
         <w:pStyle w:val="FirstParagraph"/>
       </w:pPr>
-      <w:hyperlink r:id="rId37">
+      <w:hyperlink r:id="rId38">
         <w:r>
           <w:rPr>
             <w:rStyle w:val="InternetLink"/>
@@ -998,11 +1015,11 @@
       <w:pPr>
         <w:pStyle w:val="Heading3"/>
       </w:pPr>
-      <w:bookmarkStart w:id="38" w:name="Xa7b6bd34b0929eb8d3a0feb85fbc2bdef344085"/>
+      <w:bookmarkStart w:id="39" w:name="Xa7b6bd34b0929eb8d3a0feb85fbc2bdef344085"/>
       <w:r>
         <w:t xml:space="preserve">Senior Software Java Developer (Oct 2012 — May 2016)</w:t>
       </w:r>
-      <w:bookmarkEnd w:id="38"/>
+      <w:bookmarkEnd w:id="39"/>
     </w:p>
     <w:p>
       <w:pPr>
@@ -1098,21 +1115,21 @@
       <w:pPr>
         <w:pStyle w:val="Heading1"/>
       </w:pPr>
-      <w:bookmarkStart w:id="39" w:name="education"/>
+      <w:bookmarkStart w:id="40" w:name="education"/>
       <w:r>
         <w:t xml:space="preserve">Education</w:t>
       </w:r>
-      <w:bookmarkEnd w:id="39"/>
+      <w:bookmarkEnd w:id="40"/>
     </w:p>
     <w:p>
       <w:pPr>
         <w:pStyle w:val="Heading2"/>
       </w:pPr>
-      <w:bookmarkStart w:id="40" w:name="X804a14dbfe4ed62e151a2ab3978bf04ed6638fc"/>
+      <w:bookmarkStart w:id="41" w:name="X804a14dbfe4ed62e151a2ab3978bf04ed6638fc"/>
       <w:r>
         <w:t xml:space="preserve">Mari State Technical University (1994 — 1999)</w:t>
       </w:r>
-      <w:bookmarkEnd w:id="40"/>
+      <w:bookmarkEnd w:id="41"/>
     </w:p>
     <w:p>
       <w:pPr>
@@ -1178,21 +1195,21 @@
       <w:pPr>
         <w:pStyle w:val="Heading1"/>
       </w:pPr>
-      <w:bookmarkStart w:id="41" w:name="open-source-projects"/>
+      <w:bookmarkStart w:id="42" w:name="open-source-projects"/>
       <w:r>
         <w:t xml:space="preserve">Open Source projects</w:t>
       </w:r>
-      <w:bookmarkEnd w:id="41"/>
+      <w:bookmarkEnd w:id="42"/>
     </w:p>
     <w:p>
       <w:pPr>
         <w:pStyle w:val="Heading2"/>
       </w:pPr>
-      <w:bookmarkStart w:id="42" w:name="net-crusher-2016"/>
+      <w:bookmarkStart w:id="43" w:name="net-crusher-2016"/>
       <w:r>
         <w:t xml:space="preserve">net-crusher (2016)</w:t>
       </w:r>
-      <w:bookmarkEnd w:id="42"/>
+      <w:bookmarkEnd w:id="43"/>
     </w:p>
     <w:p>
       <w:pPr>
@@ -1204,7 +1221,7 @@
       <w:r>
         <w:t xml:space="preserve"> </w:t>
       </w:r>
-      <w:hyperlink r:id="rId43">
+      <w:hyperlink r:id="rId44">
         <w:r>
           <w:rPr>
             <w:rStyle w:val="InternetLink"/>
@@ -1218,7 +1235,7 @@
       <w:r>
         <w:t xml:space="preserve"> </w:t>
       </w:r>
-      <w:hyperlink r:id="rId44">
+      <w:hyperlink r:id="rId45">
         <w:r>
           <w:rPr>
             <w:rStyle w:val="InternetLink"/>
@@ -1232,7 +1249,7 @@
       <w:r>
         <w:t xml:space="preserve"> </w:t>
       </w:r>
-      <w:hyperlink r:id="rId45">
+      <w:hyperlink r:id="rId46">
         <w:r>
           <w:rPr>
             <w:rStyle w:val="InternetLink"/>
@@ -1245,11 +1262,11 @@
       <w:pPr>
         <w:pStyle w:val="Heading1"/>
       </w:pPr>
-      <w:bookmarkStart w:id="46" w:name="resume"/>
+      <w:bookmarkStart w:id="47" w:name="resume"/>
       <w:r>
         <w:t xml:space="preserve">Resume</w:t>
       </w:r>
-      <w:bookmarkEnd w:id="46"/>
+      <w:bookmarkEnd w:id="47"/>
     </w:p>
     <w:p>
       <w:pPr>

--- a/doc/resume/resume.docx
+++ b/doc/resume/resume.docx
@@ -856,7 +856,7 @@
         <w:t xml:space="preserve"> </w:t>
       </w:r>
       <w:r>
-        <w:t xml:space="preserve">with medical/health specialization (Python, PyTorch, multi-GPU)</w:t>
+        <w:t xml:space="preserve">with medical/health specialization (Python, PyTorch, Lightning, Hugging Face, multi-GPU)</w:t>
       </w:r>
     </w:p>
     <w:p>

--- a/doc/resume/resume.docx
+++ b/doc/resume/resume.docx
@@ -861,19 +861,84 @@
     </w:p>
     <w:p>
       <w:pPr>
+        <w:numPr>
+          <w:ilvl w:val="0"/>
+          <w:numId w:val="1002"/>
+        </w:numPr>
+        <w:pStyle w:val="Compact"/>
+      </w:pPr>
+      <w:r>
+        <w:t xml:space="preserve">Implemented and the</w:t>
+      </w:r>
+      <w:r>
+        <w:t xml:space="preserve"> </w:t>
+      </w:r>
+      <w:hyperlink r:id="rId34">
+        <w:r>
+          <w:rPr>
+            <w:rStyle w:val="InternetLink"/>
+          </w:rPr>
+          <w:t xml:space="preserve">AI/LLM</w:t>
+        </w:r>
+        <w:r>
+          <w:rPr>
+            <w:rStyle w:val="InternetLink"/>
+          </w:rPr>
+          <w:t xml:space="preserve"> </w:t>
+        </w:r>
+        <w:r>
+          <w:rPr>
+            <w:rStyle w:val="InternetLink"/>
+          </w:rPr>
+          <w:t xml:space="preserve">“</w:t>
+        </w:r>
+        <w:r>
+          <w:rPr>
+            <w:rStyle w:val="InternetLink"/>
+          </w:rPr>
+          <w:t xml:space="preserve">Council</w:t>
+        </w:r>
+        <w:r>
+          <w:rPr>
+            <w:rStyle w:val="InternetLink"/>
+          </w:rPr>
+          <w:t xml:space="preserve">”</w:t>
+        </w:r>
+        <w:r>
+          <w:rPr>
+            <w:rStyle w:val="InternetLink"/>
+          </w:rPr>
+          <w:t xml:space="preserve"> </w:t>
+        </w:r>
+        <w:r>
+          <w:rPr>
+            <w:rStyle w:val="InternetLink"/>
+          </w:rPr>
+          <w:t xml:space="preserve">project</w:t>
+        </w:r>
+      </w:hyperlink>
+      <w:r>
+        <w:t xml:space="preserve"> </w:t>
+      </w:r>
+      <w:r>
+        <w:t xml:space="preserve">to build/improve ML model automatically base on the selected metrics (Python, ACP, Copilot CLI)</w:t>
+      </w:r>
+    </w:p>
+    <w:p>
+      <w:pPr>
         <w:pStyle w:val="Heading2"/>
       </w:pPr>
-      <w:bookmarkStart w:id="34" w:name="deutsche-bank"/>
+      <w:bookmarkStart w:id="35" w:name="deutsche-bank"/>
       <w:r>
         <w:t xml:space="preserve">Deutsche Bank</w:t>
       </w:r>
-      <w:bookmarkEnd w:id="34"/>
+      <w:bookmarkEnd w:id="35"/>
     </w:p>
     <w:p>
       <w:pPr>
         <w:pStyle w:val="FirstParagraph"/>
       </w:pPr>
-      <w:hyperlink r:id="rId35">
+      <w:hyperlink r:id="rId36">
         <w:r>
           <w:rPr>
             <w:rStyle w:val="InternetLink"/>
@@ -889,11 +954,11 @@
       <w:pPr>
         <w:pStyle w:val="Heading3"/>
       </w:pPr>
-      <w:bookmarkStart w:id="36" w:name="X889a642b95d32ce7311e25fa07de8cdfbc03b20"/>
+      <w:bookmarkStart w:id="37" w:name="X889a642b95d32ce7311e25fa07de8cdfbc03b20"/>
       <w:r>
         <w:t xml:space="preserve">Senior Software Java Engineer, AVP (Jun 2016 — Feb 2017)</w:t>
       </w:r>
-      <w:bookmarkEnd w:id="36"/>
+      <w:bookmarkEnd w:id="37"/>
     </w:p>
     <w:p>
       <w:pPr>
@@ -989,17 +1054,17 @@
       <w:pPr>
         <w:pStyle w:val="Heading2"/>
       </w:pPr>
-      <w:bookmarkStart w:id="37" w:name="ok.ru"/>
+      <w:bookmarkStart w:id="38" w:name="ok.ru"/>
       <w:r>
         <w:t xml:space="preserve">OK.ru</w:t>
       </w:r>
-      <w:bookmarkEnd w:id="37"/>
+      <w:bookmarkEnd w:id="38"/>
     </w:p>
     <w:p>
       <w:pPr>
         <w:pStyle w:val="FirstParagraph"/>
       </w:pPr>
-      <w:hyperlink r:id="rId38">
+      <w:hyperlink r:id="rId39">
         <w:r>
           <w:rPr>
             <w:rStyle w:val="InternetLink"/>
@@ -1015,11 +1080,11 @@
       <w:pPr>
         <w:pStyle w:val="Heading3"/>
       </w:pPr>
-      <w:bookmarkStart w:id="39" w:name="Xa7b6bd34b0929eb8d3a0feb85fbc2bdef344085"/>
+      <w:bookmarkStart w:id="40" w:name="Xa7b6bd34b0929eb8d3a0feb85fbc2bdef344085"/>
       <w:r>
         <w:t xml:space="preserve">Senior Software Java Developer (Oct 2012 — May 2016)</w:t>
       </w:r>
-      <w:bookmarkEnd w:id="39"/>
+      <w:bookmarkEnd w:id="40"/>
     </w:p>
     <w:p>
       <w:pPr>
@@ -1115,21 +1180,21 @@
       <w:pPr>
         <w:pStyle w:val="Heading1"/>
       </w:pPr>
-      <w:bookmarkStart w:id="40" w:name="education"/>
+      <w:bookmarkStart w:id="41" w:name="education"/>
       <w:r>
         <w:t xml:space="preserve">Education</w:t>
       </w:r>
-      <w:bookmarkEnd w:id="40"/>
+      <w:bookmarkEnd w:id="41"/>
     </w:p>
     <w:p>
       <w:pPr>
         <w:pStyle w:val="Heading2"/>
       </w:pPr>
-      <w:bookmarkStart w:id="41" w:name="X804a14dbfe4ed62e151a2ab3978bf04ed6638fc"/>
+      <w:bookmarkStart w:id="42" w:name="X804a14dbfe4ed62e151a2ab3978bf04ed6638fc"/>
       <w:r>
         <w:t xml:space="preserve">Mari State Technical University (1994 — 1999)</w:t>
       </w:r>
-      <w:bookmarkEnd w:id="41"/>
+      <w:bookmarkEnd w:id="42"/>
     </w:p>
     <w:p>
       <w:pPr>
@@ -1195,21 +1260,21 @@
       <w:pPr>
         <w:pStyle w:val="Heading1"/>
       </w:pPr>
-      <w:bookmarkStart w:id="42" w:name="open-source-projects"/>
+      <w:bookmarkStart w:id="43" w:name="open-source-projects"/>
       <w:r>
         <w:t xml:space="preserve">Open Source projects</w:t>
       </w:r>
-      <w:bookmarkEnd w:id="42"/>
+      <w:bookmarkEnd w:id="43"/>
     </w:p>
     <w:p>
       <w:pPr>
         <w:pStyle w:val="Heading2"/>
       </w:pPr>
-      <w:bookmarkStart w:id="43" w:name="net-crusher-2016"/>
+      <w:bookmarkStart w:id="44" w:name="net-crusher-2016"/>
       <w:r>
         <w:t xml:space="preserve">net-crusher (2016)</w:t>
       </w:r>
-      <w:bookmarkEnd w:id="43"/>
+      <w:bookmarkEnd w:id="44"/>
     </w:p>
     <w:p>
       <w:pPr>
@@ -1221,7 +1286,7 @@
       <w:r>
         <w:t xml:space="preserve"> </w:t>
       </w:r>
-      <w:hyperlink r:id="rId44">
+      <w:hyperlink r:id="rId45">
         <w:r>
           <w:rPr>
             <w:rStyle w:val="InternetLink"/>
@@ -1235,7 +1300,7 @@
       <w:r>
         <w:t xml:space="preserve"> </w:t>
       </w:r>
-      <w:hyperlink r:id="rId45">
+      <w:hyperlink r:id="rId46">
         <w:r>
           <w:rPr>
             <w:rStyle w:val="InternetLink"/>
@@ -1249,7 +1314,7 @@
       <w:r>
         <w:t xml:space="preserve"> </w:t>
       </w:r>
-      <w:hyperlink r:id="rId46">
+      <w:hyperlink r:id="rId47">
         <w:r>
           <w:rPr>
             <w:rStyle w:val="InternetLink"/>
@@ -1262,11 +1327,11 @@
       <w:pPr>
         <w:pStyle w:val="Heading1"/>
       </w:pPr>
-      <w:bookmarkStart w:id="47" w:name="resume"/>
+      <w:bookmarkStart w:id="48" w:name="resume"/>
       <w:r>
         <w:t xml:space="preserve">Resume</w:t>
       </w:r>
-      <w:bookmarkEnd w:id="47"/>
+      <w:bookmarkEnd w:id="48"/>
     </w:p>
     <w:p>
       <w:pPr>

--- a/doc/resume/resume.docx
+++ b/doc/resume/resume.docx
@@ -922,6 +922,30 @@
       </w:r>
       <w:r>
         <w:t xml:space="preserve">to build/improve ML model automatically base on the selected metrics (Python, ACP, Copilot CLI)</w:t>
+      </w:r>
+    </w:p>
+    <w:p>
+      <w:pPr>
+        <w:numPr>
+          <w:ilvl w:val="0"/>
+          <w:numId w:val="1002"/>
+        </w:numPr>
+        <w:pStyle w:val="Compact"/>
+      </w:pPr>
+      <w:r>
+        <w:t xml:space="preserve">Implemented and delivered the medical contextualizer (Python, PyTorch, Lightning, HF, Transformers, FastAPI, Docker, K8S)</w:t>
+      </w:r>
+    </w:p>
+    <w:p>
+      <w:pPr>
+        <w:numPr>
+          <w:ilvl w:val="0"/>
+          <w:numId w:val="1002"/>
+        </w:numPr>
+        <w:pStyle w:val="Compact"/>
+      </w:pPr>
+      <w:r>
+        <w:t xml:space="preserve">Implemented and delivered the medical entity extractor (Python, PyTorch, GLiNER, HF, Transformers, UMLS, FastAPI, Docker, K8S)</w:t>
       </w:r>
     </w:p>
     <w:p>
